--- a/server/templates/library/independent-contractor-agreement-including-cover-letter-induction-checklists-and-worker-declarations/template.docx
+++ b/server/templates/library/independent-contractor-agreement-including-cover-letter-induction-checklists-and-worker-declarations/template.docx
@@ -13096,6 +13096,34 @@
 <w:hdr xmlns:mc="http://schemas.openxmlformats.org/markup-compatibility/2006" xmlns:o="urn:schemas-microsoft-com:office:office" xmlns:r="http://schemas.openxmlformats.org/officeDocument/2006/relationships" xmlns:m="http://schemas.openxmlformats.org/officeDocument/2006/math" xmlns:v="urn:schemas-microsoft-com:vml" xmlns:wp="http://schemas.openxmlformats.org/drawingml/2006/wordprocessingDrawing" xmlns:w10="urn:schemas-microsoft-com:office:word" xmlns:w="http://schemas.openxmlformats.org/wordprocessingml/2006/main" xmlns:wne="http://schemas.microsoft.com/office/word/2006/wordml" xmlns:sl="http://schemas.openxmlformats.org/schemaLibrary/2006/main" xmlns:a="http://schemas.openxmlformats.org/drawingml/2006/main" xmlns:pic="http://schemas.openxmlformats.org/drawingml/2006/picture" xmlns:c="http://schemas.openxmlformats.org/drawingml/2006/chart" xmlns:lc="http://schemas.openxmlformats.org/drawingml/2006/lockedCanvas" xmlns:dgm="http://schemas.openxmlformats.org/drawingml/2006/diagram" xmlns:wps="http://schemas.microsoft.com/office/word/2010/wordprocessingShape" xmlns:wpg="http://schemas.microsoft.com/office/word/2010/wordprocessingGroup" xmlns:w14="http://schemas.microsoft.com/office/word/2010/wordml" xmlns:w15="http://schemas.microsoft.com/office/word/2012/wordml">
   <w:p>
     <w:pPr>
+      <w:spacing w:before="0" w:after="80"/>
+      <w:jc w:val="left"/>
+    </w:pPr>
+    <w:r>
+      <w:t xml:space="preserve">{%org_logo}</w:t>
+    </w:r>
+  </w:p>
+  <w:p>
+    <w:pPr>
+      <w:spacing w:after="0"/>
+    </w:pPr>
+    <w:r>
+      <w:rPr>
+        <w:b/>
+      </w:rPr>
+      <w:t xml:space="preserve">{org.name}</w:t>
+    </w:r>
+  </w:p>
+  <w:p>
+    <w:pPr>
+      <w:spacing w:after="120"/>
+    </w:pPr>
+    <w:r>
+      <w:t xml:space="preserve">ABN: {org.abn}</w:t>
+    </w:r>
+  </w:p>
+  <w:p>
+    <w:pPr>
       <w:pageBreakBefore w:val="0"/>
       <w:rPr/>
     </w:pPr>
@@ -13110,6 +13138,15 @@
 
 <file path=word/header2.xml><?xml version="1.0" encoding="utf-8"?>
 <w:hdr xmlns:m="http://schemas.openxmlformats.org/officeDocument/2006/math" xmlns:mc="http://schemas.openxmlformats.org/markup-compatibility/2006" xmlns:mo="http://schemas.microsoft.com/office/mac/office/2008/main" xmlns:mv="urn:schemas-microsoft-com:mac:vml" xmlns:o="urn:schemas-microsoft-com:office:office" xmlns:r="http://schemas.openxmlformats.org/officeDocument/2006/relationships" xmlns:v="urn:schemas-microsoft-com:vml" xmlns:w10="urn:schemas-microsoft-com:office:word" xmlns:w14="http://schemas.microsoft.com/office/word/2010/wordml" xmlns:w="http://schemas.openxmlformats.org/wordprocessingml/2006/main" xmlns:wne="http://schemas.microsoft.com/office/word/2006/wordml" xmlns:wp14="http://schemas.microsoft.com/office/word/2010/wordprocessingDrawing" xmlns:wp="http://schemas.openxmlformats.org/drawingml/2006/wordprocessingDrawing" xmlns:wpc="http://schemas.microsoft.com/office/word/2010/wordprocessingCanvas" xmlns:wpg="http://schemas.microsoft.com/office/word/2010/wordprocessingGroup" xmlns:wpi="http://schemas.microsoft.com/office/word/2010/wordprocessingInk" xmlns:wps="http://schemas.microsoft.com/office/word/2010/wordprocessingShape" mc:Ignorable="w14 wp14">
+  <w:p>
+    <w:pPr>
+      <w:spacing w:before="0" w:after="80"/>
+      <w:jc w:val="left"/>
+    </w:pPr>
+    <w:r>
+      <w:t xml:space="preserve">{%org_logo}</w:t>
+    </w:r>
+  </w:p>
   <w:p>
     <w:pPr>
       <w:pStyle w:val="Header"/>

--- a/server/templates/library/independent-contractor-agreement-including-cover-letter-induction-checklists-and-worker-declarations/template.docx
+++ b/server/templates/library/independent-contractor-agreement-including-cover-letter-induction-checklists-and-worker-declarations/template.docx
@@ -48,20 +48,18 @@
         <w:rPr>
           <w:rtl w:val="0"/>
         </w:rPr>
-        <w:t xml:space="preserve"> &lt;</w:t>
+        <w:t xml:space="preserve"> {staff.full_name} </w:t>
       </w:r>
       <w:r>
         <w:rPr>
           <w:color w:val="d9d9d9"/>
           <w:rtl w:val="0"/>
         </w:rPr>
-        <w:t xml:space="preserve"> insert contractor name</w:t>
-      </w:r>
-      <w:r>
-        <w:rPr>
-          <w:rtl w:val="0"/>
-        </w:rPr>
-        <w:t xml:space="preserve"> &gt; </w:t>
+      </w:r>
+      <w:r>
+        <w:rPr>
+          <w:rtl w:val="0"/>
+        </w:rPr>
       </w:r>
       <w:r>
         <w:rPr>
@@ -136,20 +134,18 @@
         <w:rPr>
           <w:rtl w:val="0"/>
         </w:rPr>
-        <w:t xml:space="preserve">&lt; </w:t>
+        <w:t>{staff.address}</w:t>
       </w:r>
       <w:r>
         <w:rPr>
           <w:color w:val="d9d9d9"/>
           <w:rtl w:val="0"/>
         </w:rPr>
-        <w:t>insert Contractor_Address</w:t>
-      </w:r>
-      <w:r>
-        <w:rPr>
-          <w:rtl w:val="0"/>
-        </w:rPr>
-        <w:t xml:space="preserve"> &gt;</w:t>
+      </w:r>
+      <w:r>
+        <w:rPr>
+          <w:rtl w:val="0"/>
+        </w:rPr>
       </w:r>
     </w:p>
     <w:p>
@@ -252,26 +248,23 @@
           <w:vertAlign w:val="baseline"/>
           <w:rtl w:val="0"/>
         </w:rPr>
-        <w:t xml:space="preserve">Dear </w:t>
-      </w:r>
-      <w:r>
-        <w:rPr>
-          <w:rtl w:val="0"/>
-        </w:rPr>
-        <w:t xml:space="preserve"> &lt;</w:t>
+        <w:t>Dear {staff.full_name}</w:t>
+      </w:r>
+      <w:r>
+        <w:rPr>
+          <w:rtl w:val="0"/>
+        </w:rPr>
       </w:r>
       <w:r>
         <w:rPr>
           <w:color w:val="d9d9d9"/>
           <w:rtl w:val="0"/>
         </w:rPr>
-        <w:t xml:space="preserve"> insert contractor name</w:t>
-      </w:r>
-      <w:r>
-        <w:rPr>
-          <w:rtl w:val="0"/>
-        </w:rPr>
-        <w:t xml:space="preserve"> &gt;</w:t>
+      </w:r>
+      <w:r>
+        <w:rPr>
+          <w:rtl w:val="0"/>
+        </w:rPr>
       </w:r>
       <w:r>
         <w:rPr>
@@ -934,26 +927,23 @@
           <w:b w:val="1"/>
           <w:rtl w:val="0"/>
         </w:rPr>
-        <w:t xml:space="preserve">Signed </w:t>
-      </w:r>
-      <w:r>
-        <w:rPr>
-          <w:rtl w:val="0"/>
-        </w:rPr>
-        <w:t>by: &lt;</w:t>
+        <w:t>Signed by: {staff.full_name}</w:t>
+      </w:r>
+      <w:r>
+        <w:rPr>
+          <w:rtl w:val="0"/>
+        </w:rPr>
       </w:r>
       <w:r>
         <w:rPr>
           <w:color w:val="d9d9d9"/>
           <w:rtl w:val="0"/>
         </w:rPr>
-        <w:t xml:space="preserve"> insert contractor name</w:t>
-      </w:r>
-      <w:r>
-        <w:rPr>
-          <w:rtl w:val="0"/>
-        </w:rPr>
-        <w:t xml:space="preserve"> &gt;</w:t>
+      </w:r>
+      <w:r>
+        <w:rPr>
+          <w:rtl w:val="0"/>
+        </w:rPr>
       </w:r>
     </w:p>
     <w:p>
@@ -11744,6 +11734,7 @@
               <w:rPr>
                 <w:rtl w:val="0"/>
               </w:rPr>
+              <w:t>{commencement_date}</w:t>
             </w:r>
           </w:p>
         </w:tc>
@@ -11917,6 +11908,7 @@
               <w:rPr>
                 <w:rtl w:val="0"/>
               </w:rPr>
+              <w:t>{end_date}</w:t>
             </w:r>
           </w:p>
         </w:tc>
